--- a/supplementary files/Supplementary_S1.docx
+++ b/supplementary files/Supplementary_S1.docx
@@ -671,39 +671,8 @@
           <w:szCs w:val="20"/>
           <w:lang w:val="en-US" w:eastAsia="es-MX"/>
         </w:rPr>
-        <w:t xml:space="preserve">TITLE-ABS-KEY </w:t>
-      </w:r>
-      <w:proofErr w:type="gramStart"/>
-      <w:r>
-        <w:rPr>
-          <w:rFonts w:ascii="Times" w:eastAsia="Times New Roman" w:hAnsi="Times" w:cs="Times"/>
-          <w:sz w:val="20"/>
-          <w:szCs w:val="20"/>
-          <w:lang w:val="en-US" w:eastAsia="es-MX"/>
-        </w:rPr>
-        <w:t>( security</w:t>
-      </w:r>
-      <w:proofErr w:type="gramEnd"/>
-      <w:r>
-        <w:rPr>
-          <w:rFonts w:ascii="Times" w:eastAsia="Times New Roman" w:hAnsi="Times" w:cs="Times"/>
-          <w:sz w:val="20"/>
-          <w:szCs w:val="20"/>
-          <w:lang w:val="en-US" w:eastAsia="es-MX"/>
-        </w:rPr>
-        <w:t xml:space="preserve"> AND </w:t>
-      </w:r>
-      <w:proofErr w:type="gramStart"/>
-      <w:r>
-        <w:rPr>
-          <w:rFonts w:ascii="Times" w:eastAsia="Times New Roman" w:hAnsi="Times" w:cs="Times"/>
-          <w:sz w:val="20"/>
-          <w:szCs w:val="20"/>
-          <w:lang w:val="en-US" w:eastAsia="es-MX"/>
-        </w:rPr>
-        <w:t>health )</w:t>
-      </w:r>
-      <w:proofErr w:type="gramEnd"/>
+        <w:t>TITLE-ABS-KEY ( security AND health )</w:t>
+      </w:r>
     </w:p>
     <w:p>
       <w:pPr>
@@ -1480,7 +1449,6 @@
           <w:lang w:eastAsia="es-MX"/>
         </w:rPr>
       </w:pPr>
-      <w:proofErr w:type="spellStart"/>
       <w:r>
         <w:rPr>
           <w:rFonts w:ascii="Times" w:eastAsia="Times New Roman" w:hAnsi="Times" w:cs="Times"/>
@@ -1490,88 +1458,17 @@
           <w:szCs w:val="20"/>
           <w:lang w:eastAsia="es-MX"/>
         </w:rPr>
-        <w:t>Type</w:t>
-      </w:r>
-      <w:proofErr w:type="spellEnd"/>
-      <w:r>
-        <w:rPr>
-          <w:rFonts w:ascii="Times" w:eastAsia="Times New Roman" w:hAnsi="Times" w:cs="Times"/>
-          <w:b/>
-          <w:bCs/>
+        <w:t>Type of analysis:</w:t>
+      </w:r>
+      <w:r>
+        <w:rPr>
+          <w:rFonts w:ascii="Times" w:eastAsia="Times New Roman" w:hAnsi="Times" w:cs="Times"/>
           <w:sz w:val="20"/>
           <w:szCs w:val="20"/>
           <w:lang w:eastAsia="es-MX"/>
         </w:rPr>
-        <w:t xml:space="preserve"> </w:t>
-      </w:r>
-      <w:proofErr w:type="spellStart"/>
-      <w:r>
-        <w:rPr>
-          <w:rFonts w:ascii="Times" w:eastAsia="Times New Roman" w:hAnsi="Times" w:cs="Times"/>
-          <w:b/>
-          <w:bCs/>
-          <w:sz w:val="20"/>
-          <w:szCs w:val="20"/>
-          <w:lang w:eastAsia="es-MX"/>
-        </w:rPr>
-        <w:t>of</w:t>
-      </w:r>
-      <w:proofErr w:type="spellEnd"/>
-      <w:r>
-        <w:rPr>
-          <w:rFonts w:ascii="Times" w:eastAsia="Times New Roman" w:hAnsi="Times" w:cs="Times"/>
-          <w:b/>
-          <w:bCs/>
-          <w:sz w:val="20"/>
-          <w:szCs w:val="20"/>
-          <w:lang w:eastAsia="es-MX"/>
-        </w:rPr>
-        <w:t xml:space="preserve"> </w:t>
-      </w:r>
-      <w:proofErr w:type="spellStart"/>
-      <w:r>
-        <w:rPr>
-          <w:rFonts w:ascii="Times" w:eastAsia="Times New Roman" w:hAnsi="Times" w:cs="Times"/>
-          <w:b/>
-          <w:bCs/>
-          <w:sz w:val="20"/>
-          <w:szCs w:val="20"/>
-          <w:lang w:eastAsia="es-MX"/>
-        </w:rPr>
-        <w:t>analysis</w:t>
-      </w:r>
-      <w:proofErr w:type="spellEnd"/>
-      <w:r>
-        <w:rPr>
-          <w:rFonts w:ascii="Times" w:eastAsia="Times New Roman" w:hAnsi="Times" w:cs="Times"/>
-          <w:b/>
-          <w:bCs/>
-          <w:sz w:val="20"/>
-          <w:szCs w:val="20"/>
-          <w:lang w:eastAsia="es-MX"/>
-        </w:rPr>
-        <w:t>:</w:t>
-      </w:r>
-      <w:r>
-        <w:rPr>
-          <w:rFonts w:ascii="Times" w:eastAsia="Times New Roman" w:hAnsi="Times" w:cs="Times"/>
-          <w:sz w:val="20"/>
-          <w:szCs w:val="20"/>
-          <w:lang w:eastAsia="es-MX"/>
-        </w:rPr>
-        <w:t xml:space="preserve"> </w:t>
-      </w:r>
-      <w:proofErr w:type="spellStart"/>
-      <w:r>
-        <w:rPr>
-          <w:rFonts w:ascii="Times" w:eastAsia="Times New Roman" w:hAnsi="Times" w:cs="Times"/>
-          <w:sz w:val="20"/>
-          <w:szCs w:val="20"/>
-          <w:lang w:eastAsia="es-MX"/>
-        </w:rPr>
-        <w:t>Co-occurrence</w:t>
-      </w:r>
-      <w:proofErr w:type="spellEnd"/>
+        <w:t xml:space="preserve"> Co-occurrence</w:t>
+      </w:r>
     </w:p>
     <w:p>
       <w:pPr>
@@ -1588,7 +1485,6 @@
           <w:lang w:eastAsia="es-MX"/>
         </w:rPr>
       </w:pPr>
-      <w:proofErr w:type="spellStart"/>
       <w:r>
         <w:rPr>
           <w:rFonts w:ascii="Times" w:eastAsia="Times New Roman" w:hAnsi="Times" w:cs="Times"/>
@@ -1598,88 +1494,17 @@
           <w:szCs w:val="20"/>
           <w:lang w:eastAsia="es-MX"/>
         </w:rPr>
-        <w:t>Unit</w:t>
-      </w:r>
-      <w:proofErr w:type="spellEnd"/>
-      <w:r>
-        <w:rPr>
-          <w:rFonts w:ascii="Times" w:eastAsia="Times New Roman" w:hAnsi="Times" w:cs="Times"/>
-          <w:b/>
-          <w:bCs/>
+        <w:t>Unit of analysis:</w:t>
+      </w:r>
+      <w:r>
+        <w:rPr>
+          <w:rFonts w:ascii="Times" w:eastAsia="Times New Roman" w:hAnsi="Times" w:cs="Times"/>
           <w:sz w:val="20"/>
           <w:szCs w:val="20"/>
           <w:lang w:eastAsia="es-MX"/>
         </w:rPr>
-        <w:t xml:space="preserve"> </w:t>
-      </w:r>
-      <w:proofErr w:type="spellStart"/>
-      <w:r>
-        <w:rPr>
-          <w:rFonts w:ascii="Times" w:eastAsia="Times New Roman" w:hAnsi="Times" w:cs="Times"/>
-          <w:b/>
-          <w:bCs/>
-          <w:sz w:val="20"/>
-          <w:szCs w:val="20"/>
-          <w:lang w:eastAsia="es-MX"/>
-        </w:rPr>
-        <w:t>of</w:t>
-      </w:r>
-      <w:proofErr w:type="spellEnd"/>
-      <w:r>
-        <w:rPr>
-          <w:rFonts w:ascii="Times" w:eastAsia="Times New Roman" w:hAnsi="Times" w:cs="Times"/>
-          <w:b/>
-          <w:bCs/>
-          <w:sz w:val="20"/>
-          <w:szCs w:val="20"/>
-          <w:lang w:eastAsia="es-MX"/>
-        </w:rPr>
-        <w:t xml:space="preserve"> </w:t>
-      </w:r>
-      <w:proofErr w:type="spellStart"/>
-      <w:r>
-        <w:rPr>
-          <w:rFonts w:ascii="Times" w:eastAsia="Times New Roman" w:hAnsi="Times" w:cs="Times"/>
-          <w:b/>
-          <w:bCs/>
-          <w:sz w:val="20"/>
-          <w:szCs w:val="20"/>
-          <w:lang w:eastAsia="es-MX"/>
-        </w:rPr>
-        <w:t>analysis</w:t>
-      </w:r>
-      <w:proofErr w:type="spellEnd"/>
-      <w:r>
-        <w:rPr>
-          <w:rFonts w:ascii="Times" w:eastAsia="Times New Roman" w:hAnsi="Times" w:cs="Times"/>
-          <w:b/>
-          <w:bCs/>
-          <w:sz w:val="20"/>
-          <w:szCs w:val="20"/>
-          <w:lang w:eastAsia="es-MX"/>
-        </w:rPr>
-        <w:t>:</w:t>
-      </w:r>
-      <w:r>
-        <w:rPr>
-          <w:rFonts w:ascii="Times" w:eastAsia="Times New Roman" w:hAnsi="Times" w:cs="Times"/>
-          <w:sz w:val="20"/>
-          <w:szCs w:val="20"/>
-          <w:lang w:eastAsia="es-MX"/>
-        </w:rPr>
-        <w:t xml:space="preserve"> </w:t>
-      </w:r>
-      <w:proofErr w:type="spellStart"/>
-      <w:r>
-        <w:rPr>
-          <w:rFonts w:ascii="Times" w:eastAsia="Times New Roman" w:hAnsi="Times" w:cs="Times"/>
-          <w:sz w:val="20"/>
-          <w:szCs w:val="20"/>
-          <w:lang w:eastAsia="es-MX"/>
-        </w:rPr>
-        <w:t>Keywords</w:t>
-      </w:r>
-      <w:proofErr w:type="spellEnd"/>
+        <w:t xml:space="preserve"> Keywords</w:t>
+      </w:r>
     </w:p>
     <w:p>
       <w:pPr>
@@ -1696,7 +1521,6 @@
           <w:lang w:eastAsia="es-MX"/>
         </w:rPr>
       </w:pPr>
-      <w:proofErr w:type="spellStart"/>
       <w:r>
         <w:rPr>
           <w:rFonts w:ascii="Times" w:eastAsia="Times New Roman" w:hAnsi="Times" w:cs="Times"/>
@@ -1706,64 +1530,17 @@
           <w:szCs w:val="20"/>
           <w:lang w:eastAsia="es-MX"/>
         </w:rPr>
-        <w:t>Counting</w:t>
-      </w:r>
-      <w:proofErr w:type="spellEnd"/>
-      <w:r>
-        <w:rPr>
-          <w:rFonts w:ascii="Times" w:eastAsia="Times New Roman" w:hAnsi="Times" w:cs="Times"/>
-          <w:b/>
-          <w:bCs/>
+        <w:t>Counting method:</w:t>
+      </w:r>
+      <w:r>
+        <w:rPr>
+          <w:rFonts w:ascii="Times" w:eastAsia="Times New Roman" w:hAnsi="Times" w:cs="Times"/>
           <w:sz w:val="20"/>
           <w:szCs w:val="20"/>
           <w:lang w:eastAsia="es-MX"/>
         </w:rPr>
-        <w:t xml:space="preserve"> </w:t>
-      </w:r>
-      <w:proofErr w:type="spellStart"/>
-      <w:r>
-        <w:rPr>
-          <w:rFonts w:ascii="Times" w:eastAsia="Times New Roman" w:hAnsi="Times" w:cs="Times"/>
-          <w:b/>
-          <w:bCs/>
-          <w:sz w:val="20"/>
-          <w:szCs w:val="20"/>
-          <w:lang w:eastAsia="es-MX"/>
-        </w:rPr>
-        <w:t>method</w:t>
-      </w:r>
-      <w:proofErr w:type="spellEnd"/>
-      <w:r>
-        <w:rPr>
-          <w:rFonts w:ascii="Times" w:eastAsia="Times New Roman" w:hAnsi="Times" w:cs="Times"/>
-          <w:b/>
-          <w:bCs/>
-          <w:sz w:val="20"/>
-          <w:szCs w:val="20"/>
-          <w:lang w:eastAsia="es-MX"/>
-        </w:rPr>
-        <w:t>:</w:t>
-      </w:r>
-      <w:r>
-        <w:rPr>
-          <w:rFonts w:ascii="Times" w:eastAsia="Times New Roman" w:hAnsi="Times" w:cs="Times"/>
-          <w:sz w:val="20"/>
-          <w:szCs w:val="20"/>
-          <w:lang w:eastAsia="es-MX"/>
-        </w:rPr>
-        <w:t xml:space="preserve"> Full </w:t>
-      </w:r>
-      <w:proofErr w:type="spellStart"/>
-      <w:r>
-        <w:rPr>
-          <w:rFonts w:ascii="Times" w:eastAsia="Times New Roman" w:hAnsi="Times" w:cs="Times"/>
-          <w:sz w:val="20"/>
-          <w:szCs w:val="20"/>
-          <w:lang w:eastAsia="es-MX"/>
-        </w:rPr>
-        <w:t>counting</w:t>
-      </w:r>
-      <w:proofErr w:type="spellEnd"/>
+        <w:t xml:space="preserve"> Full counting</w:t>
+      </w:r>
     </w:p>
     <w:p>
       <w:pPr>
@@ -1780,7 +1557,6 @@
           <w:lang w:eastAsia="es-MX"/>
         </w:rPr>
       </w:pPr>
-      <w:proofErr w:type="spellStart"/>
       <w:r>
         <w:rPr>
           <w:rFonts w:ascii="Times" w:eastAsia="Times New Roman" w:hAnsi="Times" w:cs="Times"/>
@@ -1790,91 +1566,7 @@
           <w:szCs w:val="20"/>
           <w:lang w:eastAsia="es-MX"/>
         </w:rPr>
-        <w:t>Minimum</w:t>
-      </w:r>
-      <w:proofErr w:type="spellEnd"/>
-      <w:r>
-        <w:rPr>
-          <w:rFonts w:ascii="Times" w:eastAsia="Times New Roman" w:hAnsi="Times" w:cs="Times"/>
-          <w:b/>
-          <w:bCs/>
-          <w:sz w:val="20"/>
-          <w:szCs w:val="20"/>
-          <w:lang w:eastAsia="es-MX"/>
-        </w:rPr>
-        <w:t xml:space="preserve"> </w:t>
-      </w:r>
-      <w:proofErr w:type="spellStart"/>
-      <w:r>
-        <w:rPr>
-          <w:rFonts w:ascii="Times" w:eastAsia="Times New Roman" w:hAnsi="Times" w:cs="Times"/>
-          <w:b/>
-          <w:bCs/>
-          <w:sz w:val="20"/>
-          <w:szCs w:val="20"/>
-          <w:lang w:eastAsia="es-MX"/>
-        </w:rPr>
-        <w:t>number</w:t>
-      </w:r>
-      <w:proofErr w:type="spellEnd"/>
-      <w:r>
-        <w:rPr>
-          <w:rFonts w:ascii="Times" w:eastAsia="Times New Roman" w:hAnsi="Times" w:cs="Times"/>
-          <w:b/>
-          <w:bCs/>
-          <w:sz w:val="20"/>
-          <w:szCs w:val="20"/>
-          <w:lang w:eastAsia="es-MX"/>
-        </w:rPr>
-        <w:t xml:space="preserve"> </w:t>
-      </w:r>
-      <w:proofErr w:type="spellStart"/>
-      <w:r>
-        <w:rPr>
-          <w:rFonts w:ascii="Times" w:eastAsia="Times New Roman" w:hAnsi="Times" w:cs="Times"/>
-          <w:b/>
-          <w:bCs/>
-          <w:sz w:val="20"/>
-          <w:szCs w:val="20"/>
-          <w:lang w:eastAsia="es-MX"/>
-        </w:rPr>
-        <w:t>of</w:t>
-      </w:r>
-      <w:proofErr w:type="spellEnd"/>
-      <w:r>
-        <w:rPr>
-          <w:rFonts w:ascii="Times" w:eastAsia="Times New Roman" w:hAnsi="Times" w:cs="Times"/>
-          <w:b/>
-          <w:bCs/>
-          <w:sz w:val="20"/>
-          <w:szCs w:val="20"/>
-          <w:lang w:eastAsia="es-MX"/>
-        </w:rPr>
-        <w:t xml:space="preserve"> </w:t>
-      </w:r>
-      <w:proofErr w:type="spellStart"/>
-      <w:r>
-        <w:rPr>
-          <w:rFonts w:ascii="Times" w:eastAsia="Times New Roman" w:hAnsi="Times" w:cs="Times"/>
-          <w:b/>
-          <w:bCs/>
-          <w:sz w:val="20"/>
-          <w:szCs w:val="20"/>
-          <w:lang w:eastAsia="es-MX"/>
-        </w:rPr>
-        <w:t>occurrences</w:t>
-      </w:r>
-      <w:proofErr w:type="spellEnd"/>
-      <w:r>
-        <w:rPr>
-          <w:rFonts w:ascii="Times" w:eastAsia="Times New Roman" w:hAnsi="Times" w:cs="Times"/>
-          <w:b/>
-          <w:bCs/>
-          <w:sz w:val="20"/>
-          <w:szCs w:val="20"/>
-          <w:lang w:eastAsia="es-MX"/>
-        </w:rPr>
-        <w:t>:</w:t>
+        <w:t>Minimum number of occurrences:</w:t>
       </w:r>
       <w:r>
         <w:rPr>
@@ -1901,7 +1593,6 @@
           <w:lang w:eastAsia="es-MX"/>
         </w:rPr>
       </w:pPr>
-      <w:proofErr w:type="spellStart"/>
       <w:r>
         <w:rPr>
           <w:rFonts w:ascii="Times" w:eastAsia="Times New Roman" w:hAnsi="Times" w:cs="Times"/>
@@ -1911,40 +1602,17 @@
           <w:szCs w:val="20"/>
           <w:lang w:eastAsia="es-MX"/>
         </w:rPr>
-        <w:t>Thesaurus</w:t>
-      </w:r>
-      <w:proofErr w:type="spellEnd"/>
-      <w:r>
-        <w:rPr>
-          <w:rFonts w:ascii="Times" w:eastAsia="Times New Roman" w:hAnsi="Times" w:cs="Times"/>
-          <w:b/>
-          <w:bCs/>
+        <w:t>Thesaurus file:</w:t>
+      </w:r>
+      <w:r>
+        <w:rPr>
+          <w:rFonts w:ascii="Times" w:eastAsia="Times New Roman" w:hAnsi="Times" w:cs="Times"/>
           <w:sz w:val="20"/>
           <w:szCs w:val="20"/>
           <w:lang w:eastAsia="es-MX"/>
         </w:rPr>
-        <w:t xml:space="preserve"> file:</w:t>
-      </w:r>
-      <w:r>
-        <w:rPr>
-          <w:rFonts w:ascii="Times" w:eastAsia="Times New Roman" w:hAnsi="Times" w:cs="Times"/>
-          <w:sz w:val="20"/>
-          <w:szCs w:val="20"/>
-          <w:lang w:eastAsia="es-MX"/>
-        </w:rPr>
-        <w:t xml:space="preserve"> Not </w:t>
-      </w:r>
-      <w:proofErr w:type="spellStart"/>
-      <w:r>
-        <w:rPr>
-          <w:rFonts w:ascii="Times" w:eastAsia="Times New Roman" w:hAnsi="Times" w:cs="Times"/>
-          <w:sz w:val="20"/>
-          <w:szCs w:val="20"/>
-          <w:lang w:eastAsia="es-MX"/>
-        </w:rPr>
-        <w:t>used</w:t>
-      </w:r>
-      <w:proofErr w:type="spellEnd"/>
+        <w:t xml:space="preserve"> Not used</w:t>
+      </w:r>
     </w:p>
     <w:p>
       <w:pPr>
@@ -3411,27 +3079,7 @@
                 <w:szCs w:val="20"/>
                 <w:lang w:val="en-US" w:eastAsia="de-DE"/>
               </w:rPr>
-              <w:t>"guide*" OR "requirement*" OR "</w:t>
-            </w:r>
-            <w:proofErr w:type="spellStart"/>
-            <w:r>
-              <w:rPr>
-                <w:rFonts w:ascii="Times" w:eastAsia="Times New Roman" w:hAnsi="Times" w:cs="Times"/>
-                <w:sz w:val="20"/>
-                <w:szCs w:val="20"/>
-                <w:lang w:val="en-US" w:eastAsia="de-DE"/>
-              </w:rPr>
-              <w:t>criteri</w:t>
-            </w:r>
-            <w:proofErr w:type="spellEnd"/>
-            <w:r>
-              <w:rPr>
-                <w:rFonts w:ascii="Times" w:eastAsia="Times New Roman" w:hAnsi="Times" w:cs="Times"/>
-                <w:sz w:val="20"/>
-                <w:szCs w:val="20"/>
-                <w:lang w:val="en-US" w:eastAsia="de-DE"/>
-              </w:rPr>
-              <w:t>*" OR "catalog*" OR "specification*")</w:t>
+              <w:t>"guide*" OR "requirement*" OR "criteri*" OR "catalog*" OR "specification*")</w:t>
             </w:r>
             <w:r>
               <w:rPr>
@@ -4299,186 +3947,6 @@
     </w:p>
     <w:p>
       <w:pPr>
-        <w:spacing w:before="100" w:beforeAutospacing="1" w:after="100" w:afterAutospacing="1" w:line="240" w:lineRule="auto"/>
-        <w:jc w:val="both"/>
-        <w:rPr>
-          <w:rFonts w:ascii="Times" w:eastAsia="Times New Roman" w:hAnsi="Times" w:cs="Times"/>
-          <w:sz w:val="20"/>
-          <w:szCs w:val="20"/>
-          <w:lang w:val="en-US" w:eastAsia="es-MX"/>
-        </w:rPr>
-      </w:pPr>
-    </w:p>
-    <w:p>
-      <w:pPr>
-        <w:spacing w:before="100" w:beforeAutospacing="1" w:after="100" w:afterAutospacing="1" w:line="240" w:lineRule="auto"/>
-        <w:jc w:val="both"/>
-        <w:rPr>
-          <w:rFonts w:ascii="Times" w:eastAsia="Times New Roman" w:hAnsi="Times" w:cs="Times"/>
-          <w:sz w:val="20"/>
-          <w:szCs w:val="20"/>
-          <w:lang w:val="en-US" w:eastAsia="es-MX"/>
-        </w:rPr>
-      </w:pPr>
-    </w:p>
-    <w:p>
-      <w:pPr>
-        <w:spacing w:before="100" w:beforeAutospacing="1" w:after="100" w:afterAutospacing="1" w:line="240" w:lineRule="auto"/>
-        <w:jc w:val="both"/>
-        <w:rPr>
-          <w:rFonts w:ascii="Times" w:eastAsia="Times New Roman" w:hAnsi="Times" w:cs="Times"/>
-          <w:sz w:val="20"/>
-          <w:szCs w:val="20"/>
-          <w:lang w:val="en-US" w:eastAsia="es-MX"/>
-        </w:rPr>
-      </w:pPr>
-    </w:p>
-    <w:p>
-      <w:pPr>
-        <w:spacing w:before="100" w:beforeAutospacing="1" w:after="100" w:afterAutospacing="1" w:line="240" w:lineRule="auto"/>
-        <w:jc w:val="both"/>
-        <w:rPr>
-          <w:rFonts w:ascii="Times" w:eastAsia="Times New Roman" w:hAnsi="Times" w:cs="Times"/>
-          <w:sz w:val="20"/>
-          <w:szCs w:val="20"/>
-          <w:lang w:val="en-US" w:eastAsia="es-MX"/>
-        </w:rPr>
-      </w:pPr>
-    </w:p>
-    <w:p>
-      <w:pPr>
-        <w:spacing w:before="100" w:beforeAutospacing="1" w:after="100" w:afterAutospacing="1" w:line="240" w:lineRule="auto"/>
-        <w:jc w:val="both"/>
-        <w:rPr>
-          <w:rFonts w:ascii="Times" w:eastAsia="Times New Roman" w:hAnsi="Times" w:cs="Times"/>
-          <w:sz w:val="20"/>
-          <w:szCs w:val="20"/>
-          <w:lang w:val="en-US" w:eastAsia="es-MX"/>
-        </w:rPr>
-      </w:pPr>
-    </w:p>
-    <w:p>
-      <w:pPr>
-        <w:spacing w:before="100" w:beforeAutospacing="1" w:after="100" w:afterAutospacing="1" w:line="240" w:lineRule="auto"/>
-        <w:jc w:val="both"/>
-        <w:rPr>
-          <w:rFonts w:ascii="Times" w:eastAsia="Times New Roman" w:hAnsi="Times" w:cs="Times"/>
-          <w:sz w:val="20"/>
-          <w:szCs w:val="20"/>
-          <w:lang w:val="en-US" w:eastAsia="es-MX"/>
-        </w:rPr>
-      </w:pPr>
-    </w:p>
-    <w:p>
-      <w:pPr>
-        <w:spacing w:before="100" w:beforeAutospacing="1" w:after="100" w:afterAutospacing="1" w:line="240" w:lineRule="auto"/>
-        <w:jc w:val="both"/>
-        <w:rPr>
-          <w:rFonts w:ascii="Times" w:eastAsia="Times New Roman" w:hAnsi="Times" w:cs="Times"/>
-          <w:sz w:val="20"/>
-          <w:szCs w:val="20"/>
-          <w:lang w:val="en-US" w:eastAsia="es-MX"/>
-        </w:rPr>
-      </w:pPr>
-    </w:p>
-    <w:p>
-      <w:pPr>
-        <w:spacing w:before="100" w:beforeAutospacing="1" w:after="100" w:afterAutospacing="1" w:line="240" w:lineRule="auto"/>
-        <w:jc w:val="both"/>
-        <w:rPr>
-          <w:rFonts w:ascii="Times" w:eastAsia="Times New Roman" w:hAnsi="Times" w:cs="Times"/>
-          <w:sz w:val="20"/>
-          <w:szCs w:val="20"/>
-          <w:lang w:val="en-US" w:eastAsia="es-MX"/>
-        </w:rPr>
-      </w:pPr>
-    </w:p>
-    <w:p>
-      <w:pPr>
-        <w:spacing w:before="100" w:beforeAutospacing="1" w:after="100" w:afterAutospacing="1" w:line="240" w:lineRule="auto"/>
-        <w:jc w:val="both"/>
-        <w:rPr>
-          <w:rFonts w:ascii="Times" w:eastAsia="Times New Roman" w:hAnsi="Times" w:cs="Times"/>
-          <w:sz w:val="20"/>
-          <w:szCs w:val="20"/>
-          <w:lang w:val="en-US" w:eastAsia="es-MX"/>
-        </w:rPr>
-      </w:pPr>
-    </w:p>
-    <w:p>
-      <w:pPr>
-        <w:spacing w:before="100" w:beforeAutospacing="1" w:after="100" w:afterAutospacing="1" w:line="240" w:lineRule="auto"/>
-        <w:jc w:val="both"/>
-        <w:rPr>
-          <w:rFonts w:ascii="Times" w:eastAsia="Times New Roman" w:hAnsi="Times" w:cs="Times"/>
-          <w:sz w:val="20"/>
-          <w:szCs w:val="20"/>
-          <w:lang w:val="en-US" w:eastAsia="es-MX"/>
-        </w:rPr>
-      </w:pPr>
-    </w:p>
-    <w:p>
-      <w:pPr>
-        <w:spacing w:before="100" w:beforeAutospacing="1" w:after="100" w:afterAutospacing="1" w:line="240" w:lineRule="auto"/>
-        <w:jc w:val="both"/>
-        <w:rPr>
-          <w:rFonts w:ascii="Times" w:eastAsia="Times New Roman" w:hAnsi="Times" w:cs="Times"/>
-          <w:sz w:val="20"/>
-          <w:szCs w:val="20"/>
-          <w:lang w:val="en-US" w:eastAsia="es-MX"/>
-        </w:rPr>
-      </w:pPr>
-    </w:p>
-    <w:p>
-      <w:pPr>
-        <w:spacing w:before="100" w:beforeAutospacing="1" w:after="100" w:afterAutospacing="1" w:line="240" w:lineRule="auto"/>
-        <w:jc w:val="both"/>
-        <w:rPr>
-          <w:rFonts w:ascii="Times" w:eastAsia="Times New Roman" w:hAnsi="Times" w:cs="Times"/>
-          <w:sz w:val="20"/>
-          <w:szCs w:val="20"/>
-          <w:lang w:val="en-US" w:eastAsia="es-MX"/>
-        </w:rPr>
-      </w:pPr>
-    </w:p>
-    <w:p>
-      <w:pPr>
-        <w:spacing w:before="100" w:beforeAutospacing="1" w:after="100" w:afterAutospacing="1" w:line="240" w:lineRule="auto"/>
-        <w:jc w:val="both"/>
-        <w:rPr>
-          <w:rFonts w:ascii="Times" w:eastAsia="Times New Roman" w:hAnsi="Times" w:cs="Times"/>
-          <w:sz w:val="20"/>
-          <w:szCs w:val="20"/>
-          <w:lang w:val="en-US" w:eastAsia="es-MX"/>
-        </w:rPr>
-      </w:pPr>
-    </w:p>
-    <w:p>
-      <w:pPr>
-        <w:spacing w:before="100" w:beforeAutospacing="1" w:after="100" w:afterAutospacing="1" w:line="240" w:lineRule="auto"/>
-        <w:jc w:val="both"/>
-        <w:rPr>
-          <w:rFonts w:ascii="Times" w:eastAsia="Times New Roman" w:hAnsi="Times" w:cs="Times"/>
-          <w:sz w:val="20"/>
-          <w:szCs w:val="20"/>
-          <w:lang w:val="en-US" w:eastAsia="es-MX"/>
-        </w:rPr>
-      </w:pPr>
-    </w:p>
-    <w:p>
-      <w:pPr>
-        <w:spacing w:before="100" w:beforeAutospacing="1" w:after="100" w:afterAutospacing="1" w:line="240" w:lineRule="auto"/>
-        <w:jc w:val="both"/>
-        <w:rPr>
-          <w:rFonts w:ascii="Times" w:eastAsia="Times New Roman" w:hAnsi="Times" w:cs="Times"/>
-          <w:sz w:val="20"/>
-          <w:szCs w:val="20"/>
-          <w:lang w:val="en-US" w:eastAsia="es-MX"/>
-        </w:rPr>
-      </w:pPr>
-    </w:p>
-    <w:p>
-      <w:pPr>
         <w:keepNext/>
         <w:keepLines/>
         <w:spacing w:after="191"/>
@@ -4499,6 +3967,7 @@
           <w:szCs w:val="20"/>
           <w:lang w:val="en-US" w:eastAsia="es-MX"/>
         </w:rPr>
+        <w:lastRenderedPageBreak/>
         <w:t>References</w:t>
       </w:r>
     </w:p>
@@ -4551,7 +4020,6 @@
             <w:tab/>
             <w:t xml:space="preserve">N. J. van Eck and L. Waltman, “Software survey: VOSviewer, a computer program for bibliometric mapping,” </w:t>
           </w:r>
-          <w:proofErr w:type="spellStart"/>
           <w:r>
             <w:rPr>
               <w:rFonts w:ascii="Times" w:eastAsia="Times New Roman" w:hAnsi="Times" w:cs="Times"/>
@@ -4563,7 +4031,6 @@
             </w:rPr>
             <w:t>Scientometrics</w:t>
           </w:r>
-          <w:proofErr w:type="spellEnd"/>
           <w:r>
             <w:rPr>
               <w:rFonts w:ascii="Times" w:eastAsia="Times New Roman" w:hAnsi="Times" w:cs="Times"/>
@@ -4571,27 +4038,7 @@
               <w:sz w:val="20"/>
               <w:lang w:val="en-US"/>
             </w:rPr>
-            <w:t xml:space="preserve">, vol. 84, no. 2, pp. 523–538, 2010, </w:t>
-          </w:r>
-          <w:proofErr w:type="spellStart"/>
-          <w:r>
-            <w:rPr>
-              <w:rFonts w:ascii="Times" w:eastAsia="Times New Roman" w:hAnsi="Times" w:cs="Times"/>
-              <w:color w:val="000000"/>
-              <w:sz w:val="20"/>
-              <w:lang w:val="en-US"/>
-            </w:rPr>
-            <w:t>doi</w:t>
-          </w:r>
-          <w:proofErr w:type="spellEnd"/>
-          <w:r>
-            <w:rPr>
-              <w:rFonts w:ascii="Times" w:eastAsia="Times New Roman" w:hAnsi="Times" w:cs="Times"/>
-              <w:color w:val="000000"/>
-              <w:sz w:val="20"/>
-              <w:lang w:val="en-US"/>
-            </w:rPr>
-            <w:t>: 10.1007/s11192-009-0146-3.</w:t>
+            <w:t>, vol. 84, no. 2, pp. 523–538, 2010, doi: 10.1007/s11192-009-0146-3.</w:t>
           </w:r>
         </w:p>
         <w:p>
@@ -4651,25 +4098,7 @@
               <w:color w:val="000000"/>
               <w:sz w:val="20"/>
             </w:rPr>
-            <w:t>New York [</w:t>
-          </w:r>
-          <w:proofErr w:type="spellStart"/>
-          <w:r>
-            <w:rPr>
-              <w:rFonts w:ascii="Times" w:eastAsia="Times New Roman" w:hAnsi="Times" w:cs="Times"/>
-              <w:color w:val="000000"/>
-              <w:sz w:val="20"/>
-            </w:rPr>
-            <w:t>etc</w:t>
-          </w:r>
-          <w:proofErr w:type="spellEnd"/>
-          <w:r>
-            <w:rPr>
-              <w:rFonts w:ascii="Times" w:eastAsia="Times New Roman" w:hAnsi="Times" w:cs="Times"/>
-              <w:color w:val="000000"/>
-              <w:sz w:val="20"/>
-            </w:rPr>
-            <w:t>: John Wiley &amp; Sons, 1977.</w:t>
+            <w:t>New York [etc: John Wiley &amp; Sons, 1977.</w:t>
           </w:r>
         </w:p>
         <w:p>
@@ -6447,6 +5876,7 @@
   <w:rsids>
     <w:rsidRoot w:val="0066596B"/>
     <w:rsid w:val="00392E56"/>
+    <w:rsid w:val="005C31FC"/>
     <w:rsid w:val="00641541"/>
     <w:rsid w:val="0066596B"/>
     <w:rsid w:val="006B3802"/>
@@ -6455,6 +5885,7 @@
     <w:rsid w:val="00A00BCD"/>
     <w:rsid w:val="00A978DD"/>
     <w:rsid w:val="00E732D2"/>
+    <w:rsid w:val="00F70BAE"/>
   </w:rsids>
   <m:mathPr>
     <m:mathFont m:val="Cambria Math"/>
